--- a/06-学生侧材料/讲义/过渡-化学键衔接.docx
+++ b/06-学生侧材料/讲义/过渡-化学键衔接.docx
@@ -4819,8 +4819,14 @@
     </w:tbl>
     <w:p>
       <w:pPr>
-        <w:pStyle w:val="BlockText"/>
-      </w:pPr>
+        <w:pStyle w:val="BodyText"/>
+      </w:pPr>
+      <w:r>
+        <w:t xml:space="preserve">⚠️</w:t>
+      </w:r>
+      <w:r>
+        <w:t xml:space="preserve"> </w:t>
+      </w:r>
       <w:r>
         <w:rPr>
           <w:rFonts w:hint="eastAsia" w:eastAsia="SimSun" w:ascii="Times New Roman" w:hAnsi="Times New Roman"/>
@@ -4888,7 +4894,7 @@
     </w:p>
     <w:p>
       <w:pPr>
-        <w:pStyle w:val="FirstParagraph"/>
+        <w:pStyle w:val="BodyText"/>
       </w:pPr>
       <w:r>
         <w:rPr>
